--- a/downloads/student/Unit 01/Handout 01.12 - Food Video Fact Check.docx
+++ b/downloads/student/Unit 01/Handout 01.12 - Food Video Fact Check.docx
@@ -317,17 +317,29 @@
       <w:r>
         <w:t xml:space="preserve">Two shortcuts:</w:t>
       </w:r>
-      <w:r>
-        <w:t xml:space="preserve"> </w:t>
-      </w:r>
-      <w:r>
-        <w:t xml:space="preserve">- A registered dietitian (RD or RDN) has a license and can lose it for giving bad advice.</w:t>
-      </w:r>
-      <w:r>
-        <w:t xml:space="preserve"> </w:t>
-      </w:r>
-      <w:r>
-        <w:t xml:space="preserve">- A website ending in .gov or .edu is usually not selling anything.</w:t>
+    </w:p>
+    <w:p>
+      <w:pPr>
+        <w:numPr>
+          <w:ilvl w:val="0"/>
+          <w:numId w:val="1001"/>
+        </w:numPr>
+        <w:pStyle w:val="Compact"/>
+      </w:pPr>
+      <w:r>
+        <w:t xml:space="preserve">A registered dietitian (RD or RDN) has a license and can lose it for giving bad advice.</w:t>
+      </w:r>
+    </w:p>
+    <w:p>
+      <w:pPr>
+        <w:numPr>
+          <w:ilvl w:val="0"/>
+          <w:numId w:val="1001"/>
+        </w:numPr>
+        <w:pStyle w:val="Compact"/>
+      </w:pPr>
+      <w:r>
+        <w:t xml:space="preserve">A website ending in .gov or .edu is usually not selling anything.</w:t>
       </w:r>
     </w:p>
     <w:p>
@@ -1166,8 +1178,111 @@
       </w:pPr>
     </w:lvl>
   </w:abstractNum>
+  <w:abstractNum w:abstractNumId="991">
+    <w:nsid w:val="ea454b4c"/>
+    <w:multiLevelType w:val="multilevel"/>
+    <w:lvl w:ilvl="0">
+      <w:numFmt w:val="bullet"/>
+      <w:lvlText w:val="•"/>
+      <w:lvlJc w:val="left"/>
+      <w:pPr>
+        <w:tabs>
+          <w:tab w:val="num" w:pos="0"/>
+        </w:tabs>
+        <w:ind w:left="480" w:hanging="480"/>
+      </w:pPr>
+    </w:lvl>
+    <w:lvl w:ilvl="1">
+      <w:numFmt w:val="bullet"/>
+      <w:lvlText w:val="–"/>
+      <w:lvlJc w:val="left"/>
+      <w:pPr>
+        <w:tabs>
+          <w:tab w:val="num" w:pos="720"/>
+        </w:tabs>
+        <w:ind w:left="1200" w:hanging="480"/>
+      </w:pPr>
+    </w:lvl>
+    <w:lvl w:ilvl="2">
+      <w:numFmt w:val="bullet"/>
+      <w:lvlText w:val="•"/>
+      <w:lvlJc w:val="left"/>
+      <w:pPr>
+        <w:tabs>
+          <w:tab w:val="num" w:pos="1440"/>
+        </w:tabs>
+        <w:ind w:left="1920" w:hanging="480"/>
+      </w:pPr>
+    </w:lvl>
+    <w:lvl w:ilvl="3">
+      <w:numFmt w:val="bullet"/>
+      <w:lvlText w:val="–"/>
+      <w:lvlJc w:val="left"/>
+      <w:pPr>
+        <w:tabs>
+          <w:tab w:val="num" w:pos="2160"/>
+        </w:tabs>
+        <w:ind w:left="2640" w:hanging="480"/>
+      </w:pPr>
+    </w:lvl>
+    <w:lvl w:ilvl="4">
+      <w:numFmt w:val="bullet"/>
+      <w:lvlText w:val="•"/>
+      <w:lvlJc w:val="left"/>
+      <w:pPr>
+        <w:tabs>
+          <w:tab w:val="num" w:pos="2880"/>
+        </w:tabs>
+        <w:ind w:left="3360" w:hanging="480"/>
+      </w:pPr>
+    </w:lvl>
+    <w:lvl w:ilvl="5">
+      <w:numFmt w:val="bullet"/>
+      <w:lvlText w:val="–"/>
+      <w:lvlJc w:val="left"/>
+      <w:pPr>
+        <w:tabs>
+          <w:tab w:val="num" w:pos="3600"/>
+        </w:tabs>
+        <w:ind w:left="4080" w:hanging="480"/>
+      </w:pPr>
+    </w:lvl>
+    <w:lvl w:ilvl="6">
+      <w:numFmt w:val="bullet"/>
+      <w:lvlText w:val="•"/>
+      <w:lvlJc w:val="left"/>
+      <w:pPr>
+        <w:tabs>
+          <w:tab w:val="num" w:pos="4320"/>
+        </w:tabs>
+        <w:ind w:left="4800" w:hanging="480"/>
+      </w:pPr>
+    </w:lvl>
+    <w:lvl w:ilvl="7">
+      <w:numFmt w:val="bullet"/>
+      <w:lvlText w:val="–"/>
+      <w:lvlJc w:val="left"/>
+      <w:pPr>
+        <w:tabs>
+          <w:tab w:val="num" w:pos="5040"/>
+        </w:tabs>
+        <w:ind w:left="5520" w:hanging="480"/>
+      </w:pPr>
+    </w:lvl>
+    <w:lvl w:ilvl="8">
+      <w:numFmt w:val="bullet"/>
+      <w:lvlText w:val="•"/>
+      <w:lvlJc w:val="left"/>
+      <w:pPr>
+        <w:tabs>
+          <w:tab w:val="num" w:pos="5760"/>
+        </w:tabs>
+        <w:ind w:left="6240" w:hanging="480"/>
+      </w:pPr>
+    </w:lvl>
+  </w:abstractNum>
   <w:abstractNum w:abstractNumId="99411">
-    <w:nsid w:val="ea454b4c"/>
+    <w:nsid w:val="71315dca"/>
     <w:multiLevelType w:val="multilevel"/>
     <w:lvl w:ilvl="0">
       <w:start w:val="1"/>
@@ -1282,6 +1397,9 @@
     <w:abstractNumId w:val="990"/>
   </w:num>
   <w:num w:numId="1001">
+    <w:abstractNumId w:val="991"/>
+  </w:num>
+  <w:num w:numId="1002">
     <w:abstractNumId w:val="99411"/>
     <w:lvlOverride w:ilvl="0">
       <w:startOverride w:val="1"/>
